--- a/acts-sermons/docx/10_2026-12-20_교회를세우는네기둥_행2장42-47절.docx
+++ b/acts-sermons/docx/10_2026-12-20_교회를세우는네기둥_행2장42-47절.docx
@@ -990,33 +990,46 @@
           <w:sz w:val="24"/>
           <w:szCs w:val="24"/>
         </w:rPr>
-        <w:t xml:space="preserve">사무엘상 1장에 한나라는 여인이 나옵니다. 그녀는 자녀가 없어 깊은 슬픔 가운데 있었습니다. 남편의 다른 아내 브닌나는 해마다 그녀를 격동시켜 괴롭게 했습니다. 한나는 울며 먹지 아니했습니다. 그런 그녀가 실로의 성전에 올라가 여호와 앞에서 통곡하며 기도합니다. 입술만 움직이고 소리는 들리지 않았기에 제사장 엘리는 그녀가 술에 취한 줄 알았습니다.</w:t>
-      </w:r>
-    </w:p>
-    <w:p>
-      <w:pPr>
-        <w:spacing w:after="160" w:line="360"/>
-      </w:pPr>
-      <w:r>
-        <w:rPr>
-          <w:rFonts w:ascii="맑은 고딕" w:cs="맑은 고딕" w:eastAsia="맑은 고딕" w:hAnsi="맑은 고딕"/>
-          <w:sz w:val="24"/>
-          <w:szCs w:val="24"/>
-        </w:rPr>
-        <w:t xml:space="preserve">한나는 대답합니다. “나는 마음이 슬픈 여자라 포도주나 독주를 마신 것이 아니요 여호와 앞에 내 심정을 통한 것뿐이오니.” 기도를 마친 그녀는 성경의 표현대로 얼굴에 다시는 근심 빛이 없었습니다. 응답이 오기 전에 이미 평안이 찾아왔습니다. 그리고 하나님은 그녀에게 사무엘을 주셨습니다.</w:t>
-      </w:r>
-    </w:p>
-    <w:p>
-      <w:pPr>
-        <w:spacing w:after="160" w:line="360"/>
-      </w:pPr>
-      <w:r>
-        <w:rPr>
-          <w:rFonts w:ascii="맑은 고딕" w:cs="맑은 고딕" w:eastAsia="맑은 고딕" w:hAnsi="맑은 고딕"/>
-          <w:sz w:val="24"/>
-          <w:szCs w:val="24"/>
-        </w:rPr>
-        <w:t xml:space="preserve">놀라운 것은 그다음입니다. 사무엘상 2장에서 한나는 찬양합니다. “내 마음이 여호와로 말미암아 즐거워하며.” 그녀의 기도는 찬미로 끝났습니다. 그리고 그녀가 낳은 사무엘은 이스라엘을 새롭게 하는 지도자가 되었습니다. 한 여인의 골방 기도가 한 민족의 새 시대를 열었습니다. 기도하는 사람을 통해 하나님은 역사를 움직이십니다. 기도하는 교회를 통해 하나님은 사람을 더하십니다.</w:t>
+        <w:t xml:space="preserve">골로새서 4장에서 바울은 편지를 마무리하며 한 사람을 소개합니다. 에바브라입니다. 그는 골로새 사람으로, 골로새 교회에 처음 복음을 전한 일꾼이었습니다. 바울은 1장에서 그를 우리와 함께 종 된 사랑하는 에바브라라고 부르며, 골로새 성도들이 그에게서 복음을 배웠다고 말합니다(골 1:7).</w:t>
+      </w:r>
+    </w:p>
+    <w:p>
+      <w:pPr>
+        <w:spacing w:after="160" w:line="360"/>
+      </w:pPr>
+      <w:r>
+        <w:rPr>
+          <w:rFonts w:ascii="맑은 고딕" w:cs="맑은 고딕" w:eastAsia="맑은 고딕" w:hAnsi="맑은 고딕"/>
+          <w:sz w:val="24"/>
+          <w:szCs w:val="24"/>
+        </w:rPr>
+        <w:t xml:space="preserve">그런데 바울이 에바브라에 대해 가장 강조한 것은 그의 설교나 수완이 아니라 기도였습니다. 바울은 그가 항상 골로새 성도들을 위하여 애써 기도하여, 그들이 하나님의 모든 뜻 가운데서 완전하고 확신 있게 서기를 구한다고 전합니다(골 4:12). 애써 기도한다는 말은 원어로 경기장에서 온 힘을 다해 겨루는 모습을 담고 있습니다.</w:t>
+      </w:r>
+    </w:p>
+    <w:p>
+      <w:pPr>
+        <w:spacing w:after="160" w:line="360"/>
+      </w:pPr>
+      <w:r>
+        <w:rPr>
+          <w:rFonts w:ascii="맑은 고딕" w:cs="맑은 고딕" w:eastAsia="맑은 고딕" w:hAnsi="맑은 고딕"/>
+          <w:sz w:val="24"/>
+          <w:szCs w:val="24"/>
+        </w:rPr>
+        <w:t xml:space="preserve">바울은 또 에바브라가 골로새와 라오디게아와 히에라볼리에 있는 성도들을 위하여 많이 수고한다고 증언합니다(골 4:13). 그는 멀리 떨어진 곳에서도, 사람들 눈에 띄지 않는 자리에서 교회를 위해 씨름한 사람이었습니다.</w:t>
+      </w:r>
+    </w:p>
+    <w:p>
+      <w:pPr>
+        <w:spacing w:after="160" w:line="360"/>
+      </w:pPr>
+      <w:r>
+        <w:rPr>
+          <w:rFonts w:ascii="맑은 고딕" w:cs="맑은 고딕" w:eastAsia="맑은 고딕" w:hAnsi="맑은 고딕"/>
+          <w:sz w:val="24"/>
+          <w:szCs w:val="24"/>
+        </w:rPr>
+        <w:t xml:space="preserve">같은 장에서 바울은 교회에 이렇게 권합니다. 기도를 계속하고 기도에 감사함으로 깨어 있으라(골 4:2). 기도와 감사는 함께 갑니다. 예루살렘 교회도 날마다 기도하며 하나님을 찬미했고, 주께서 구원받는 사람을 날마다 더하게 하셨습니다. 에바브라처럼 애써 기도하고 감사하며 찬미하는 성도들을 통해 하나님은 지금도 교회를 세우십니다.</w:t>
       </w:r>
     </w:p>
     <w:p>
